--- a/papers/Tables_28Oct2025.docx
+++ b/papers/Tables_28Oct2025.docx
@@ -1471,6 +1471,7 @@
                 <w:szCs w:val="18"/>
               </w:rPr>
             </w:pPr>
+            <w:bookmarkStart w:id="2" w:name="_Hlk212720032"/>
             <w:r>
               <w:rPr>
                 <w:rFonts w:asciiTheme="minorHAnsi" w:hAnsiTheme="minorHAnsi"/>
@@ -1480,6 +1481,7 @@
               </w:rPr>
               <w:t>9.8 (0.2 - 31.7)</w:t>
             </w:r>
+            <w:bookmarkEnd w:id="2"/>
           </w:p>
         </w:tc>
         <w:tc>
@@ -1636,6 +1638,7 @@
                 <w:szCs w:val="18"/>
               </w:rPr>
             </w:pPr>
+            <w:bookmarkStart w:id="3" w:name="_Hlk212720351"/>
             <w:r>
               <w:rPr>
                 <w:rFonts w:asciiTheme="minorHAnsi" w:hAnsiTheme="minorHAnsi"/>
@@ -1645,6 +1648,7 @@
               </w:rPr>
               <w:t>13,038.8 (2,572.7 - 60,023.5)</w:t>
             </w:r>
+            <w:bookmarkEnd w:id="3"/>
           </w:p>
         </w:tc>
         <w:tc>
@@ -2225,14 +2229,25 @@
                 <w:szCs w:val="18"/>
               </w:rPr>
             </w:pPr>
-            <w:r>
-              <w:rPr>
-                <w:rFonts w:asciiTheme="minorHAnsi" w:hAnsiTheme="minorHAnsi"/>
-                <w:color w:val="000000"/>
-                <w:sz w:val="18"/>
-                <w:szCs w:val="18"/>
-              </w:rPr>
-              <w:t>4.747 (3.316 - 8.489)</w:t>
+            <w:bookmarkStart w:id="4" w:name="_Hlk212720812"/>
+            <w:r>
+              <w:rPr>
+                <w:rFonts w:asciiTheme="minorHAnsi" w:hAnsiTheme="minorHAnsi"/>
+                <w:color w:val="000000"/>
+                <w:sz w:val="18"/>
+                <w:szCs w:val="18"/>
+              </w:rPr>
+              <w:t>4.7</w:t>
+            </w:r>
+            <w:bookmarkEnd w:id="4"/>
+            <w:r>
+              <w:rPr>
+                <w:rFonts w:asciiTheme="minorHAnsi" w:hAnsiTheme="minorHAnsi"/>
+                <w:color w:val="000000"/>
+                <w:sz w:val="18"/>
+                <w:szCs w:val="18"/>
+              </w:rPr>
+              <w:t>47 (3.316 - 8.489)</w:t>
             </w:r>
           </w:p>
         </w:tc>
